--- a/Part 1/ST10493664_PROG6221_Part1.docx
+++ b/Part 1/ST10493664_PROG6221_Part1.docx
@@ -17,7 +17,6 @@
           <w:docPartUnique/>
         </w:docPartObj>
       </w:sdtPr>
-      <w:sdtEndPr/>
       <w:sdtContent>
         <w:p>
           <w:pPr>
@@ -3770,7 +3769,6 @@
                                     <w:dataBinding w:prefixMappings="xmlns:ns0='http://purl.org/dc/elements/1.1/' xmlns:ns1='http://schemas.openxmlformats.org/package/2006/metadata/core-properties' " w:xpath="/ns1:coreProperties[1]/ns0:title[1]" w:storeItemID="{6C3C8BC8-F283-45AE-878A-BAB7291924A1}"/>
                                     <w:text/>
                                   </w:sdtPr>
-                                  <w:sdtEndPr/>
                                   <w:sdtContent>
                                     <w:r>
                                       <w:rPr>
@@ -3806,7 +3804,6 @@
                                     <w:dataBinding w:prefixMappings="xmlns:ns0='http://purl.org/dc/elements/1.1/' xmlns:ns1='http://schemas.openxmlformats.org/package/2006/metadata/core-properties' " w:xpath="/ns1:coreProperties[1]/ns0:subject[1]" w:storeItemID="{6C3C8BC8-F283-45AE-878A-BAB7291924A1}"/>
                                     <w:text/>
                                   </w:sdtPr>
-                                  <w:sdtEndPr/>
                                   <w:sdtContent>
                                     <w:r>
                                       <w:rPr>
@@ -3891,7 +3888,6 @@
                               <w:dataBinding w:prefixMappings="xmlns:ns0='http://purl.org/dc/elements/1.1/' xmlns:ns1='http://schemas.openxmlformats.org/package/2006/metadata/core-properties' " w:xpath="/ns1:coreProperties[1]/ns0:title[1]" w:storeItemID="{6C3C8BC8-F283-45AE-878A-BAB7291924A1}"/>
                               <w:text/>
                             </w:sdtPr>
-                            <w:sdtEndPr/>
                             <w:sdtContent>
                               <w:r>
                                 <w:rPr>
@@ -3927,7 +3923,6 @@
                               <w:dataBinding w:prefixMappings="xmlns:ns0='http://purl.org/dc/elements/1.1/' xmlns:ns1='http://schemas.openxmlformats.org/package/2006/metadata/core-properties' " w:xpath="/ns1:coreProperties[1]/ns0:subject[1]" w:storeItemID="{6C3C8BC8-F283-45AE-878A-BAB7291924A1}"/>
                               <w:text/>
                             </w:sdtPr>
-                            <w:sdtEndPr/>
                             <w:sdtContent>
                               <w:r>
                                 <w:rPr>

--- a/Part 1/ST10493664_PROG6221_Part1.docx
+++ b/Part 1/ST10493664_PROG6221_Part1.docx
@@ -17,6 +17,7 @@
           <w:docPartUnique/>
         </w:docPartObj>
       </w:sdtPr>
+      <w:sdtEndPr/>
       <w:sdtContent>
         <w:p>
           <w:pPr>
@@ -3769,6 +3770,7 @@
                                     <w:dataBinding w:prefixMappings="xmlns:ns0='http://purl.org/dc/elements/1.1/' xmlns:ns1='http://schemas.openxmlformats.org/package/2006/metadata/core-properties' " w:xpath="/ns1:coreProperties[1]/ns0:title[1]" w:storeItemID="{6C3C8BC8-F283-45AE-878A-BAB7291924A1}"/>
                                     <w:text/>
                                   </w:sdtPr>
+                                  <w:sdtEndPr/>
                                   <w:sdtContent>
                                     <w:r>
                                       <w:rPr>
@@ -3804,6 +3806,7 @@
                                     <w:dataBinding w:prefixMappings="xmlns:ns0='http://purl.org/dc/elements/1.1/' xmlns:ns1='http://schemas.openxmlformats.org/package/2006/metadata/core-properties' " w:xpath="/ns1:coreProperties[1]/ns0:subject[1]" w:storeItemID="{6C3C8BC8-F283-45AE-878A-BAB7291924A1}"/>
                                     <w:text/>
                                   </w:sdtPr>
+                                  <w:sdtEndPr/>
                                   <w:sdtContent>
                                     <w:r>
                                       <w:rPr>
@@ -4201,7 +4204,7 @@
             </w:rPr>
             <w:fldChar w:fldCharType="separate"/>
           </w:r>
-          <w:hyperlink w:anchor="_Toc224725560" w:history="1">
+          <w:hyperlink w:anchor="_Toc224808834" w:history="1">
             <w:r>
               <w:rPr>
                 <w:rStyle w:val="Hyperlink"/>
@@ -4229,7 +4232,7 @@
                 <w:noProof/>
                 <w:webHidden/>
               </w:rPr>
-              <w:instrText xml:space="preserve"> PAGEREF _Toc224725560 \h </w:instrText>
+              <w:instrText xml:space="preserve"> PAGEREF _Toc224808834 \h </w:instrText>
             </w:r>
             <w:r>
               <w:rPr>
@@ -4273,7 +4276,79 @@
               <w:lang w:eastAsia="en-ZA"/>
             </w:rPr>
           </w:pPr>
-          <w:hyperlink w:anchor="_Toc224725561" w:history="1">
+          <w:hyperlink w:anchor="_Toc224808835" w:history="1">
+            <w:r>
+              <w:rPr>
+                <w:rStyle w:val="Hyperlink"/>
+                <w:rFonts w:cs="Calibri"/>
+                <w:noProof/>
+              </w:rPr>
+              <w:t>Screenshots</w:t>
+            </w:r>
+            <w:r>
+              <w:rPr>
+                <w:noProof/>
+                <w:webHidden/>
+              </w:rPr>
+              <w:tab/>
+            </w:r>
+            <w:r>
+              <w:rPr>
+                <w:noProof/>
+                <w:webHidden/>
+              </w:rPr>
+              <w:fldChar w:fldCharType="begin"/>
+            </w:r>
+            <w:r>
+              <w:rPr>
+                <w:noProof/>
+                <w:webHidden/>
+              </w:rPr>
+              <w:instrText xml:space="preserve"> PAGEREF _Toc224808835 \h </w:instrText>
+            </w:r>
+            <w:r>
+              <w:rPr>
+                <w:noProof/>
+                <w:webHidden/>
+              </w:rPr>
+            </w:r>
+            <w:r>
+              <w:rPr>
+                <w:noProof/>
+                <w:webHidden/>
+              </w:rPr>
+              <w:fldChar w:fldCharType="separate"/>
+            </w:r>
+            <w:r>
+              <w:rPr>
+                <w:noProof/>
+                <w:webHidden/>
+              </w:rPr>
+              <w:t>3</w:t>
+            </w:r>
+            <w:r>
+              <w:rPr>
+                <w:noProof/>
+                <w:webHidden/>
+              </w:rPr>
+              <w:fldChar w:fldCharType="end"/>
+            </w:r>
+          </w:hyperlink>
+        </w:p>
+        <w:p>
+          <w:pPr>
+            <w:pStyle w:val="TOC1"/>
+            <w:tabs>
+              <w:tab w:val="right" w:leader="dot" w:pos="9016"/>
+            </w:tabs>
+            <w:rPr>
+              <w:rFonts w:asciiTheme="minorHAnsi" w:eastAsiaTheme="minorEastAsia" w:hAnsiTheme="minorHAnsi"/>
+              <w:noProof/>
+              <w:sz w:val="24"/>
+              <w:lang w:eastAsia="en-ZA"/>
+            </w:rPr>
+          </w:pPr>
+          <w:hyperlink w:anchor="_Toc224808836" w:history="1">
             <w:r>
               <w:rPr>
                 <w:rStyle w:val="Hyperlink"/>
@@ -4301,7 +4376,7 @@
                 <w:noProof/>
                 <w:webHidden/>
               </w:rPr>
-              <w:instrText xml:space="preserve"> PAGEREF _Toc224725561 \h </w:instrText>
+              <w:instrText xml:space="preserve"> PAGEREF _Toc224808836 \h </w:instrText>
             </w:r>
             <w:r>
               <w:rPr>
@@ -4321,7 +4396,7 @@
                 <w:noProof/>
                 <w:webHidden/>
               </w:rPr>
-              <w:t>3</w:t>
+              <w:t>4</w:t>
             </w:r>
             <w:r>
               <w:rPr>
@@ -4377,7 +4452,7 @@
           <w:rFonts w:ascii="Calibri" w:hAnsi="Calibri" w:cs="Calibri"/>
         </w:rPr>
       </w:pPr>
-      <w:bookmarkStart w:id="0" w:name="_Toc224725560"/>
+      <w:bookmarkStart w:id="0" w:name="_Toc224808834"/>
       <w:r>
         <w:rPr>
           <w:rFonts w:ascii="Calibri" w:hAnsi="Calibri" w:cs="Calibri"/>
@@ -4386,6 +4461,142 @@
         <w:t>Project Description</w:t>
       </w:r>
       <w:bookmarkEnd w:id="0"/>
+    </w:p>
+    <w:p>
+      <w:pPr>
+        <w:rPr>
+          <w:rFonts w:cs="Calibri"/>
+        </w:rPr>
+      </w:pPr>
+      <w:r>
+        <w:rPr>
+          <w:rFonts w:cs="Calibri"/>
+        </w:rPr>
+        <w:t>GitHub Repo Link:</w:t>
+      </w:r>
+      <w:r>
+        <w:rPr>
+          <w:rFonts w:cs="Calibri"/>
+        </w:rPr>
+        <w:t xml:space="preserve"> </w:t>
+      </w:r>
+      <w:hyperlink r:id="rId7" w:history="1">
+        <w:r>
+          <w:rPr>
+            <w:rStyle w:val="Hyperlink"/>
+            <w:rFonts w:cs="Calibri"/>
+          </w:rPr>
+          <w:t>https://github.com/reabetswef/ST10493664-PROG6221-POE.git</w:t>
+        </w:r>
+      </w:hyperlink>
+    </w:p>
+    <w:p>
+      <w:pPr>
+        <w:rPr>
+          <w:rFonts w:eastAsiaTheme="majorEastAsia" w:cs="Calibri"/>
+          <w:color w:val="000000" w:themeColor="text1"/>
+          <w:sz w:val="24"/>
+          <w:szCs w:val="40"/>
+          <w:u w:val="single"/>
+        </w:rPr>
+      </w:pPr>
+      <w:proofErr w:type="spellStart"/>
+      <w:r>
+        <w:rPr>
+          <w:rFonts w:cs="Calibri"/>
+        </w:rPr>
+        <w:t>Youtube</w:t>
+      </w:r>
+      <w:proofErr w:type="spellEnd"/>
+      <w:r>
+        <w:rPr>
+          <w:rFonts w:cs="Calibri"/>
+        </w:rPr>
+        <w:t xml:space="preserve"> Video</w:t>
+      </w:r>
+      <w:r>
+        <w:rPr>
+          <w:rFonts w:cs="Calibri"/>
+        </w:rPr>
+        <w:t xml:space="preserve"> Link:</w:t>
+      </w:r>
+      <w:r>
+        <w:rPr>
+          <w:rFonts w:cs="Calibri"/>
+        </w:rPr>
+        <w:t xml:space="preserve"> </w:t>
+      </w:r>
+      <w:r>
+        <w:rPr>
+          <w:rFonts w:cs="Calibri"/>
+        </w:rPr>
+        <w:br w:type="page"/>
+      </w:r>
+    </w:p>
+    <w:p>
+      <w:pPr>
+        <w:pStyle w:val="Heading1"/>
+        <w:rPr>
+          <w:rFonts w:ascii="Calibri" w:hAnsi="Calibri" w:cs="Calibri"/>
+        </w:rPr>
+      </w:pPr>
+      <w:bookmarkStart w:id="1" w:name="_Toc224808835"/>
+      <w:r>
+        <w:rPr>
+          <w:rFonts w:ascii="Calibri" w:hAnsi="Calibri" w:cs="Calibri"/>
+        </w:rPr>
+        <w:lastRenderedPageBreak/>
+        <w:t>Screenshots</w:t>
+      </w:r>
+      <w:bookmarkEnd w:id="1"/>
+    </w:p>
+    <w:p>
+      <w:r>
+        <w:rPr>
+          <w:noProof/>
+        </w:rPr>
+        <w:drawing>
+          <wp:inline distT="0" distB="0" distL="0" distR="0" wp14:anchorId="7B15333B" wp14:editId="6826BB40">
+            <wp:extent cx="5731510" cy="1241425"/>
+            <wp:effectExtent l="0" t="0" r="2540" b="0"/>
+            <wp:docPr id="1220543237" name="Picture 29" descr="Working GitHub CI .Net Workflow"/>
+            <wp:cNvGraphicFramePr>
+              <a:graphicFrameLocks xmlns:a="http://schemas.openxmlformats.org/drawingml/2006/main" noChangeAspect="1"/>
+            </wp:cNvGraphicFramePr>
+            <a:graphic xmlns:a="http://schemas.openxmlformats.org/drawingml/2006/main">
+              <a:graphicData uri="http://schemas.openxmlformats.org/drawingml/2006/picture">
+                <pic:pic xmlns:pic="http://schemas.openxmlformats.org/drawingml/2006/picture">
+                  <pic:nvPicPr>
+                    <pic:cNvPr id="1220543237" name="Picture 29" descr="Working GitHub CI .Net Workflow"/>
+                    <pic:cNvPicPr/>
+                  </pic:nvPicPr>
+                  <pic:blipFill>
+                    <a:blip r:embed="rId8" cstate="print">
+                      <a:extLst>
+                        <a:ext uri="{28A0092B-C50C-407E-A947-70E740481C1C}">
+                          <a14:useLocalDpi xmlns:a14="http://schemas.microsoft.com/office/drawing/2010/main" val="0"/>
+                        </a:ext>
+                      </a:extLst>
+                    </a:blip>
+                    <a:stretch>
+                      <a:fillRect/>
+                    </a:stretch>
+                  </pic:blipFill>
+                  <pic:spPr>
+                    <a:xfrm>
+                      <a:off x="0" y="0"/>
+                      <a:ext cx="5731510" cy="1241425"/>
+                    </a:xfrm>
+                    <a:prstGeom prst="rect">
+                      <a:avLst/>
+                    </a:prstGeom>
+                  </pic:spPr>
+                </pic:pic>
+              </a:graphicData>
+            </a:graphic>
+          </wp:inline>
+        </w:drawing>
+      </w:r>
     </w:p>
     <w:p>
       <w:pPr>
@@ -4401,48 +4612,6 @@
         <w:rPr>
           <w:rFonts w:cs="Calibri"/>
         </w:rPr>
-        <w:t>GitHub Repo Link:</w:t>
-      </w:r>
-      <w:r>
-        <w:rPr>
-          <w:rFonts w:cs="Calibri"/>
-        </w:rPr>
-        <w:t xml:space="preserve"> </w:t>
-      </w:r>
-      <w:r>
-        <w:rPr>
-          <w:rFonts w:cs="Calibri"/>
-        </w:rPr>
-        <w:t>https://github.com/reabetswef/ST10493664-</w:t>
-      </w:r>
-      <w:r>
-        <w:rPr>
-          <w:rFonts w:cs="Calibri"/>
-        </w:rPr>
-        <w:t>PROG</w:t>
-      </w:r>
-      <w:r>
-        <w:rPr>
-          <w:rFonts w:cs="Calibri"/>
-        </w:rPr>
-        <w:t>62</w:t>
-      </w:r>
-      <w:r>
-        <w:rPr>
-          <w:rFonts w:cs="Calibri"/>
-        </w:rPr>
-        <w:t>2</w:t>
-      </w:r>
-      <w:r>
-        <w:rPr>
-          <w:rFonts w:cs="Calibri"/>
-        </w:rPr>
-        <w:t>1-POE.git</w:t>
-      </w:r>
-      <w:r>
-        <w:rPr>
-          <w:rFonts w:cs="Calibri"/>
-        </w:rPr>
         <w:br w:type="page"/>
       </w:r>
     </w:p>
@@ -4453,7 +4622,7 @@
           <w:rFonts w:ascii="Calibri" w:hAnsi="Calibri" w:cs="Calibri"/>
         </w:rPr>
       </w:pPr>
-      <w:bookmarkStart w:id="1" w:name="_Toc224725561"/>
+      <w:bookmarkStart w:id="2" w:name="_Toc224808836"/>
       <w:r>
         <w:rPr>
           <w:rFonts w:ascii="Calibri" w:hAnsi="Calibri" w:cs="Calibri"/>
@@ -4461,7 +4630,7 @@
         <w:lastRenderedPageBreak/>
         <w:t>References</w:t>
       </w:r>
-      <w:bookmarkEnd w:id="1"/>
+      <w:bookmarkEnd w:id="2"/>
     </w:p>
     <w:p>
       <w:pPr>
@@ -4471,7 +4640,7 @@
       </w:pPr>
     </w:p>
     <w:sectPr>
-      <w:footerReference w:type="default" r:id="rId7"/>
+      <w:footerReference w:type="default" r:id="rId9"/>
       <w:pgSz w:w="11906" w:h="16838"/>
       <w:pgMar w:top="1440" w:right="1440" w:bottom="1440" w:left="1440" w:header="708" w:footer="708" w:gutter="0"/>
       <w:pgNumType w:start="0"/>
@@ -5624,6 +5793,18 @@
       <w:u w:val="single"/>
     </w:rPr>
   </w:style>
+  <w:style w:type="character" w:styleId="UnresolvedMention">
+    <w:name w:val="Unresolved Mention"/>
+    <w:basedOn w:val="DefaultParagraphFont"/>
+    <w:uiPriority w:val="99"/>
+    <w:semiHidden/>
+    <w:unhideWhenUsed/>
+    <w:rsid w:val="00CB3FE8"/>
+    <w:rPr>
+      <w:color w:val="605E5C"/>
+      <w:shd w:val="clear" w:color="auto" w:fill="E1DFDD"/>
+    </w:rPr>
+  </w:style>
 </w:styles>
 </file>
 
